--- a/docs/LETTO-dogovory-paket/paket/docx/01-KP-kommercheskoe-predlozhenie.docx
+++ b/docs/LETTO-dogovory-paket/paket/docx/01-KP-kommercheskoe-predlozhenie.docx
@@ -15,9 +15,6 @@
       </w:r>
     </w:p>
     <w:p>
-      <w:pPr>
-        <w:jc w:val="center"/>
-      </w:pPr>
       <w:r>
         <w:t>Интернет-магазин цветов LETTO + мессенджеры (Telegram, VK, WhatsApp, MAX)</w:t>
       </w:r>
@@ -40,6 +37,9 @@
     </w:p>
     <w:p>
       <w:r>
+        <w:rPr>
+          <w:b/>
+        </w:rPr>
         <w:t>ИНН 7415085580 / КПП 741501001 / ОГРН 1147415002580</w:t>
       </w:r>
     </w:p>
@@ -107,6 +107,12 @@
     <w:p>
       <w:r>
         <w:t>Инфраструктура: размещение на VPS, домен, HTTPS, деплой.</w:t>
+      </w:r>
+    </w:p>
+    <w:p/>
+    <w:p>
+      <w:r>
+        <w:t>Планшеты: Заказчик предоставляет два планшета; Исполнитель настраивает их под работу с LETTO. Покупка техники не входит в стоимость.</w:t>
       </w:r>
     </w:p>
     <w:p/>
@@ -266,6 +272,7 @@
         <w:t>Предложение действительно 30 дней с даты указанной выше.</w:t>
       </w:r>
     </w:p>
+    <w:p/>
     <w:sectPr>
       <w:pgSz w:w="12240" w:h="15840"/>
       <w:pgMar w:top="1134" w:right="1134" w:bottom="1134" w:left="1417" w:header="720" w:footer="720" w:gutter="0"/>

--- a/docs/LETTO-dogovory-paket/paket/docx/01-KP-kommercheskoe-predlozhenie.docx
+++ b/docs/LETTO-dogovory-paket/paket/docx/01-KP-kommercheskoe-predlozhenie.docx
@@ -140,13 +140,13 @@
     <w:p/>
     <w:p>
       <w:r>
-        <w:t>Разово «всё включено» (сайт + админка + Telegram / VK / WhatsApp / MAX + деплой + обучение) — 120 000 (сто двадцать тысяч) руб.</w:t>
+        <w:t>Разово «всё включено» (сайт + админка + Telegram / VK / WhatsApp / MAX + деплой + обучение + настройка 2 планшетов) — 120 000 (сто двадцать тысяч) руб. НДС не предусмотрен; Исполнитель — УСН «доходы» 6% (налог уплачивает сам).</w:t>
       </w:r>
     </w:p>
     <w:p/>
     <w:p>
       <w:r>
-        <w:t>Техническое обслуживание (отдельно, по соглашению) — 12 000 (двенадцать тысяч) руб./мес.</w:t>
+        <w:t>Техническое обслуживание (отдельный договор на 12 месяцев) — 12 000 (двенадцать тысяч) руб./мес., с возможностью пересмотра цены на инфляцию после 12 месяцев.</w:t>
       </w:r>
     </w:p>
     <w:p/>
@@ -209,7 +209,12 @@
     </w:p>
     <w:p>
       <w:r>
-        <w:t>— оплата хостинга и домена (заказчик; либо в пакете обслуживания).</w:t>
+        <w:t>— оплата хостинга и домена (заказчик; либо в пакете обслуживания);</w:t>
+      </w:r>
+    </w:p>
+    <w:p>
+      <w:r>
+        <w:t>— покупка планшетов (Заказчик передаёт два своих устройства на настройку).</w:t>
       </w:r>
     </w:p>
     <w:p/>

--- a/docs/LETTO-dogovory-paket/paket/docx/01-KP-kommercheskoe-predlozhenie.docx
+++ b/docs/LETTO-dogovory-paket/paket/docx/01-KP-kommercheskoe-predlozhenie.docx
@@ -152,17 +152,17 @@
     <w:p/>
     <w:p>
       <w:r>
-        <w:t>Порядок оплаты (на выбор):</w:t>
+        <w:t>Порядок оплаты: только 50 / 50 —</w:t>
       </w:r>
     </w:p>
     <w:p>
       <w:r>
-        <w:t>— 50% предоплата и 50% после подписания акта;</w:t>
+        <w:t>— 50% (60 000 руб.) после подписания договора;</w:t>
       </w:r>
     </w:p>
     <w:p>
       <w:r>
-        <w:t>— либо 40% / 40% / 20% (старт / демо / сдача) — по согласованию сторон.</w:t>
+        <w:t>— 50% (60 000 руб.) по завершении, после подписания акта.</w:t>
       </w:r>
     </w:p>
     <w:p/>
